--- a/klagomål/A 61076-2025 FSC-klagomål.docx
+++ b/klagomål/A 61076-2025 FSC-klagomål.docx
@@ -662,7 +662,7 @@
     <w:r>
       <w:tab/>
       <w:tab/>
-      <w:t>2025-12-10</w:t>
+      <w:t>2025-12-11</w:t>
       <w:br/>
       <w:br/>
     </w:r>

--- a/klagomål/A 61076-2025 FSC-klagomål.docx
+++ b/klagomål/A 61076-2025 FSC-klagomål.docx
@@ -662,7 +662,7 @@
     <w:r>
       <w:tab/>
       <w:tab/>
-      <w:t>2025-12-11</w:t>
+      <w:t>2025-12-12</w:t>
       <w:br/>
       <w:br/>
     </w:r>

--- a/klagomål/A 61076-2025 FSC-klagomål.docx
+++ b/klagomål/A 61076-2025 FSC-klagomål.docx
@@ -662,7 +662,7 @@
     <w:r>
       <w:tab/>
       <w:tab/>
-      <w:t>2025-12-12</w:t>
+      <w:t>2025-12-13</w:t>
       <w:br/>
       <w:br/>
     </w:r>

--- a/klagomål/A 61076-2025 FSC-klagomål.docx
+++ b/klagomål/A 61076-2025 FSC-klagomål.docx
@@ -662,7 +662,7 @@
     <w:r>
       <w:tab/>
       <w:tab/>
-      <w:t>2025-12-19</w:t>
+      <w:t>2025-12-20</w:t>
       <w:br/>
       <w:br/>
     </w:r>

--- a/klagomål/A 61076-2025 FSC-klagomål.docx
+++ b/klagomål/A 61076-2025 FSC-klagomål.docx
@@ -662,7 +662,7 @@
     <w:r>
       <w:tab/>
       <w:tab/>
-      <w:t>2025-12-20</w:t>
+      <w:t>2025-12-21</w:t>
       <w:br/>
       <w:br/>
     </w:r>

--- a/klagomål/A 61076-2025 FSC-klagomål.docx
+++ b/klagomål/A 61076-2025 FSC-klagomål.docx
@@ -662,7 +662,7 @@
     <w:r>
       <w:tab/>
       <w:tab/>
-      <w:t>2025-12-21</w:t>
+      <w:t>2025-12-22</w:t>
       <w:br/>
       <w:br/>
     </w:r>

--- a/klagomål/A 61076-2025 FSC-klagomål.docx
+++ b/klagomål/A 61076-2025 FSC-klagomål.docx
@@ -662,7 +662,7 @@
     <w:r>
       <w:tab/>
       <w:tab/>
-      <w:t>2025-12-22</w:t>
+      <w:t>2025-12-26</w:t>
       <w:br/>
       <w:br/>
     </w:r>

--- a/klagomål/A 61076-2025 FSC-klagomål.docx
+++ b/klagomål/A 61076-2025 FSC-klagomål.docx
@@ -662,7 +662,7 @@
     <w:r>
       <w:tab/>
       <w:tab/>
-      <w:t>2026-01-07</w:t>
+      <w:t>2026-01-08</w:t>
       <w:br/>
       <w:br/>
     </w:r>

--- a/klagomål/A 61076-2025 FSC-klagomål.docx
+++ b/klagomål/A 61076-2025 FSC-klagomål.docx
@@ -662,7 +662,7 @@
     <w:r>
       <w:tab/>
       <w:tab/>
-      <w:t>2026-01-08</w:t>
+      <w:t>2026-01-09</w:t>
       <w:br/>
       <w:br/>
     </w:r>

--- a/klagomål/A 61076-2025 FSC-klagomål.docx
+++ b/klagomål/A 61076-2025 FSC-klagomål.docx
@@ -662,7 +662,7 @@
     <w:r>
       <w:tab/>
       <w:tab/>
-      <w:t>2026-01-09</w:t>
+      <w:t>2026-01-10</w:t>
       <w:br/>
       <w:br/>
     </w:r>

--- a/klagomål/A 61076-2025 FSC-klagomål.docx
+++ b/klagomål/A 61076-2025 FSC-klagomål.docx
@@ -662,7 +662,7 @@
     <w:r>
       <w:tab/>
       <w:tab/>
-      <w:t>2026-01-10</w:t>
+      <w:t>2026-01-11</w:t>
       <w:br/>
       <w:br/>
     </w:r>

--- a/klagomål/A 61076-2025 FSC-klagomål.docx
+++ b/klagomål/A 61076-2025 FSC-klagomål.docx
@@ -662,7 +662,7 @@
     <w:r>
       <w:tab/>
       <w:tab/>
-      <w:t>2026-01-11</w:t>
+      <w:t>2026-01-12</w:t>
       <w:br/>
       <w:br/>
     </w:r>

--- a/klagomål/A 61076-2025 FSC-klagomål.docx
+++ b/klagomål/A 61076-2025 FSC-klagomål.docx
@@ -662,7 +662,7 @@
     <w:r>
       <w:tab/>
       <w:tab/>
-      <w:t>2026-01-12</w:t>
+      <w:t>2026-01-13</w:t>
       <w:br/>
       <w:br/>
     </w:r>

--- a/klagomål/A 61076-2025 FSC-klagomål.docx
+++ b/klagomål/A 61076-2025 FSC-klagomål.docx
@@ -662,7 +662,7 @@
     <w:r>
       <w:tab/>
       <w:tab/>
-      <w:t>2026-01-13</w:t>
+      <w:t>2026-01-14</w:t>
       <w:br/>
       <w:br/>
     </w:r>

--- a/klagomål/A 61076-2025 FSC-klagomål.docx
+++ b/klagomål/A 61076-2025 FSC-klagomål.docx
@@ -662,7 +662,7 @@
     <w:r>
       <w:tab/>
       <w:tab/>
-      <w:t>2026-01-14</w:t>
+      <w:t>2026-01-15</w:t>
       <w:br/>
       <w:br/>
     </w:r>

--- a/klagomål/A 61076-2025 FSC-klagomål.docx
+++ b/klagomål/A 61076-2025 FSC-klagomål.docx
@@ -662,7 +662,7 @@
     <w:r>
       <w:tab/>
       <w:tab/>
-      <w:t>2026-01-15</w:t>
+      <w:t>2026-01-16</w:t>
       <w:br/>
       <w:br/>
     </w:r>

--- a/klagomål/A 61076-2025 FSC-klagomål.docx
+++ b/klagomål/A 61076-2025 FSC-klagomål.docx
@@ -662,7 +662,7 @@
     <w:r>
       <w:tab/>
       <w:tab/>
-      <w:t>2026-01-16</w:t>
+      <w:t>2026-01-17</w:t>
       <w:br/>
       <w:br/>
     </w:r>

--- a/klagomål/A 61076-2025 FSC-klagomål.docx
+++ b/klagomål/A 61076-2025 FSC-klagomål.docx
@@ -662,7 +662,7 @@
     <w:r>
       <w:tab/>
       <w:tab/>
-      <w:t>2026-01-17</w:t>
+      <w:t>2026-01-18</w:t>
       <w:br/>
       <w:br/>
     </w:r>

--- a/klagomål/A 61076-2025 FSC-klagomål.docx
+++ b/klagomål/A 61076-2025 FSC-klagomål.docx
@@ -662,7 +662,7 @@
     <w:r>
       <w:tab/>
       <w:tab/>
-      <w:t>2026-01-18</w:t>
+      <w:t>2026-01-19</w:t>
       <w:br/>
       <w:br/>
     </w:r>

--- a/klagomål/A 61076-2025 FSC-klagomål.docx
+++ b/klagomål/A 61076-2025 FSC-klagomål.docx
@@ -662,7 +662,7 @@
     <w:r>
       <w:tab/>
       <w:tab/>
-      <w:t>2026-01-19</w:t>
+      <w:t>2026-01-20</w:t>
       <w:br/>
       <w:br/>
     </w:r>

--- a/klagomål/A 61076-2025 FSC-klagomål.docx
+++ b/klagomål/A 61076-2025 FSC-klagomål.docx
@@ -662,7 +662,7 @@
     <w:r>
       <w:tab/>
       <w:tab/>
-      <w:t>2026-01-20</w:t>
+      <w:t>2026-01-21</w:t>
       <w:br/>
       <w:br/>
     </w:r>

--- a/klagomål/A 61076-2025 FSC-klagomål.docx
+++ b/klagomål/A 61076-2025 FSC-klagomål.docx
@@ -662,7 +662,7 @@
     <w:r>
       <w:tab/>
       <w:tab/>
-      <w:t>2026-01-21</w:t>
+      <w:t>2026-01-23</w:t>
       <w:br/>
       <w:br/>
     </w:r>

--- a/klagomål/A 61076-2025 FSC-klagomål.docx
+++ b/klagomål/A 61076-2025 FSC-klagomål.docx
@@ -662,7 +662,7 @@
     <w:r>
       <w:tab/>
       <w:tab/>
-      <w:t>2026-01-23</w:t>
+      <w:t>2026-01-24</w:t>
       <w:br/>
       <w:br/>
     </w:r>

--- a/klagomål/A 61076-2025 FSC-klagomål.docx
+++ b/klagomål/A 61076-2025 FSC-klagomål.docx
@@ -662,7 +662,7 @@
     <w:r>
       <w:tab/>
       <w:tab/>
-      <w:t>2026-01-24</w:t>
+      <w:t>2026-01-25</w:t>
       <w:br/>
       <w:br/>
     </w:r>

--- a/klagomål/A 61076-2025 FSC-klagomål.docx
+++ b/klagomål/A 61076-2025 FSC-klagomål.docx
@@ -662,7 +662,7 @@
     <w:r>
       <w:tab/>
       <w:tab/>
-      <w:t>2026-01-25</w:t>
+      <w:t>2026-01-26</w:t>
       <w:br/>
       <w:br/>
     </w:r>

--- a/klagomål/A 61076-2025 FSC-klagomål.docx
+++ b/klagomål/A 61076-2025 FSC-klagomål.docx
@@ -662,7 +662,7 @@
     <w:r>
       <w:tab/>
       <w:tab/>
-      <w:t>2026-01-26</w:t>
+      <w:t>2026-01-27</w:t>
       <w:br/>
       <w:br/>
     </w:r>

--- a/klagomål/A 61076-2025 FSC-klagomål.docx
+++ b/klagomål/A 61076-2025 FSC-klagomål.docx
@@ -662,7 +662,7 @@
     <w:r>
       <w:tab/>
       <w:tab/>
-      <w:t>2026-01-27</w:t>
+      <w:t>2026-01-28</w:t>
       <w:br/>
       <w:br/>
     </w:r>

--- a/klagomål/A 61076-2025 FSC-klagomål.docx
+++ b/klagomål/A 61076-2025 FSC-klagomål.docx
@@ -112,7 +112,7 @@
         <w:pStyle w:val="ListBullet"/>
       </w:pPr>
       <w:r>
-        <w:t>Om ett ombud (tex Norra skog eller Mellanskog) avverkningsanmäler en skog med naturvärden motsvarande nyckelbiotops kvalité men markägaren inte är FSC certifierad, bör du skicka in ett FSC kontrollerat virke klagomål. Då ska klagomålet skickas till ombudsföretaget.</w:t>
+        <w:t>Om ett ombud (tex Norra skog eller Mellanskog) avverkningsanmäler en skog med naturvärden motsvarande nyckelbiotops kvalitet men markägaren inte är FSC certifierad, bör du skicka in ett FSC kontrollerat virke klagomål. Då ska klagomålet skickas till ombudsföretaget.</w:t>
       </w:r>
     </w:p>
     <w:p>
@@ -254,7 +254,25 @@
         <w:t>Stor aspticka</w:t>
       </w:r>
       <w:r>
-        <w:t xml:space="preserve"> är knuten till gamla levande aspar och orsakar karaktäristiska inbuktningar i stammen (så kallad nekroser). Slutavverknings- och gallringsåtgärder i löv- och blandskogsbestånd som innebär att tillgången på grov asp minskar är ett hot mot arten. Det är viktigt att äldre aspar och aspbestånd sparas och för att gynna arten på sikt bör aspinslagen i t.ex. bergbranter, raviner, skogsbryn och kring äldre odlingsmarker generellt sparas i större utsträckning än vad som görs idag (SLU Artdatabanken, 2024; Nitare &amp; Skogsstyrelsen, 2019).</w:t>
+        <w:t xml:space="preserve"> är knuten till gamla levande aspar och orsakar karaktäristiska inbuktningar i stammen (så kallad nekroser). Slutavverknings- och gallringsåtgärder i löv- och blandskogsbestånd som innebär att tillgången på grov asp minskar är ett hot mot arten. Det är viktigt att äldre aspar och aspbestånd sparas och för att gynna arten på sikt bör aspinslagen i t.ex. bergbranter, raviner, skogsbryn och kring äldre odlingsmarker generellt sparas i större utsträckning än vad som görs idag. Stor aspticka är typisk art för </w:t>
+      </w:r>
+      <w:r>
+        <w:rPr>
+          <w:i/>
+        </w:rPr>
+        <w:t xml:space="preserve">9010 Taiga </w:t>
+      </w:r>
+      <w:r>
+        <w:t xml:space="preserve">och </w:t>
+      </w:r>
+      <w:r>
+        <w:rPr>
+          <w:i/>
+        </w:rPr>
+        <w:t>9030 Landhöjningsskog</w:t>
+      </w:r>
+      <w:r>
+        <w:t xml:space="preserve"> (SLU Artdatabanken, 2024; Nitare &amp; Skogsstyrelsen, 2019).</w:t>
       </w:r>
     </w:p>
     <w:p>
@@ -662,7 +680,7 @@
     <w:r>
       <w:tab/>
       <w:tab/>
-      <w:t>2026-01-28</w:t>
+      <w:t>2026-01-29</w:t>
       <w:br/>
       <w:br/>
     </w:r>

--- a/klagomål/A 61076-2025 FSC-klagomål.docx
+++ b/klagomål/A 61076-2025 FSC-klagomål.docx
@@ -680,7 +680,7 @@
     <w:r>
       <w:tab/>
       <w:tab/>
-      <w:t>2026-01-29</w:t>
+      <w:t>2026-01-30</w:t>
       <w:br/>
       <w:br/>
     </w:r>

--- a/klagomål/A 61076-2025 FSC-klagomål.docx
+++ b/klagomål/A 61076-2025 FSC-klagomål.docx
@@ -680,7 +680,7 @@
     <w:r>
       <w:tab/>
       <w:tab/>
-      <w:t>2026-01-30</w:t>
+      <w:t>2026-01-31</w:t>
       <w:br/>
       <w:br/>
     </w:r>

--- a/klagomål/A 61076-2025 FSC-klagomål.docx
+++ b/klagomål/A 61076-2025 FSC-klagomål.docx
@@ -680,7 +680,7 @@
     <w:r>
       <w:tab/>
       <w:tab/>
-      <w:t>2026-02-28</w:t>
+      <w:t>2026-03-01</w:t>
       <w:br/>
       <w:br/>
     </w:r>

--- a/klagomål/A 61076-2025 FSC-klagomål.docx
+++ b/klagomål/A 61076-2025 FSC-klagomål.docx
@@ -680,7 +680,7 @@
     <w:r>
       <w:tab/>
       <w:tab/>
-      <w:t>2026-03-01</w:t>
+      <w:t>2026-03-02</w:t>
       <w:br/>
       <w:br/>
     </w:r>

--- a/klagomål/A 61076-2025 FSC-klagomål.docx
+++ b/klagomål/A 61076-2025 FSC-klagomål.docx
@@ -680,7 +680,7 @@
     <w:r>
       <w:tab/>
       <w:tab/>
-      <w:t>2026-03-02</w:t>
+      <w:t>2026-03-03</w:t>
       <w:br/>
       <w:br/>
     </w:r>

--- a/klagomål/A 61076-2025 FSC-klagomål.docx
+++ b/klagomål/A 61076-2025 FSC-klagomål.docx
@@ -680,7 +680,7 @@
     <w:r>
       <w:tab/>
       <w:tab/>
-      <w:t>2026-03-03</w:t>
+      <w:t>2026-03-04</w:t>
       <w:br/>
       <w:br/>
     </w:r>

--- a/klagomål/A 61076-2025 FSC-klagomål.docx
+++ b/klagomål/A 61076-2025 FSC-klagomål.docx
@@ -680,7 +680,7 @@
     <w:r>
       <w:tab/>
       <w:tab/>
-      <w:t>2026-03-04</w:t>
+      <w:t>2026-03-05</w:t>
       <w:br/>
       <w:br/>
     </w:r>

--- a/klagomål/A 61076-2025 FSC-klagomål.docx
+++ b/klagomål/A 61076-2025 FSC-klagomål.docx
@@ -680,7 +680,7 @@
     <w:r>
       <w:tab/>
       <w:tab/>
-      <w:t>2026-03-05</w:t>
+      <w:t>2026-03-06</w:t>
       <w:br/>
       <w:br/>
     </w:r>

--- a/klagomål/A 61076-2025 FSC-klagomål.docx
+++ b/klagomål/A 61076-2025 FSC-klagomål.docx
@@ -680,7 +680,7 @@
     <w:r>
       <w:tab/>
       <w:tab/>
-      <w:t>2026-03-06</w:t>
+      <w:t>2026-03-07</w:t>
       <w:br/>
       <w:br/>
     </w:r>

--- a/klagomål/A 61076-2025 FSC-klagomål.docx
+++ b/klagomål/A 61076-2025 FSC-klagomål.docx
@@ -680,7 +680,7 @@
     <w:r>
       <w:tab/>
       <w:tab/>
-      <w:t>2026-03-13</w:t>
+      <w:t>2026-03-16</w:t>
       <w:br/>
       <w:br/>
     </w:r>

--- a/klagomål/A 61076-2025 FSC-klagomål.docx
+++ b/klagomål/A 61076-2025 FSC-klagomål.docx
@@ -680,7 +680,7 @@
     <w:r>
       <w:tab/>
       <w:tab/>
-      <w:t>2026-03-16</w:t>
+      <w:t>2026-03-17</w:t>
       <w:br/>
       <w:br/>
     </w:r>

--- a/klagomål/A 61076-2025 FSC-klagomål.docx
+++ b/klagomål/A 61076-2025 FSC-klagomål.docx
@@ -680,7 +680,7 @@
     <w:r>
       <w:tab/>
       <w:tab/>
-      <w:t>2026-03-17</w:t>
+      <w:t>2026-03-18</w:t>
       <w:br/>
       <w:br/>
     </w:r>

--- a/klagomål/A 61076-2025 FSC-klagomål.docx
+++ b/klagomål/A 61076-2025 FSC-klagomål.docx
@@ -680,7 +680,7 @@
     <w:r>
       <w:tab/>
       <w:tab/>
-      <w:t>2026-03-18</w:t>
+      <w:t>2026-03-19</w:t>
       <w:br/>
       <w:br/>
     </w:r>

--- a/klagomål/A 61076-2025 FSC-klagomål.docx
+++ b/klagomål/A 61076-2025 FSC-klagomål.docx
@@ -680,7 +680,7 @@
     <w:r>
       <w:tab/>
       <w:tab/>
-      <w:t>2026-03-19</w:t>
+      <w:t>2026-03-20</w:t>
       <w:br/>
       <w:br/>
     </w:r>

--- a/klagomål/A 61076-2025 FSC-klagomål.docx
+++ b/klagomål/A 61076-2025 FSC-klagomål.docx
@@ -680,7 +680,7 @@
     <w:r>
       <w:tab/>
       <w:tab/>
-      <w:t>2026-03-20</w:t>
+      <w:t>2026-03-21</w:t>
       <w:br/>
       <w:br/>
     </w:r>

--- a/klagomål/A 61076-2025 FSC-klagomål.docx
+++ b/klagomål/A 61076-2025 FSC-klagomål.docx
@@ -680,7 +680,7 @@
     <w:r>
       <w:tab/>
       <w:tab/>
-      <w:t>2026-03-21</w:t>
+      <w:t>2026-03-22</w:t>
       <w:br/>
       <w:br/>
     </w:r>

--- a/klagomål/A 61076-2025 FSC-klagomål.docx
+++ b/klagomål/A 61076-2025 FSC-klagomål.docx
@@ -680,7 +680,7 @@
     <w:r>
       <w:tab/>
       <w:tab/>
-      <w:t>2026-03-22</w:t>
+      <w:t>2026-03-23</w:t>
       <w:br/>
       <w:br/>
     </w:r>

--- a/klagomål/A 61076-2025 FSC-klagomål.docx
+++ b/klagomål/A 61076-2025 FSC-klagomål.docx
@@ -680,7 +680,7 @@
     <w:r>
       <w:tab/>
       <w:tab/>
-      <w:t>2026-03-23</w:t>
+      <w:t>2026-03-24</w:t>
       <w:br/>
       <w:br/>
     </w:r>

--- a/klagomål/A 61076-2025 FSC-klagomål.docx
+++ b/klagomål/A 61076-2025 FSC-klagomål.docx
@@ -680,7 +680,7 @@
     <w:r>
       <w:tab/>
       <w:tab/>
-      <w:t>2026-03-24</w:t>
+      <w:t>2026-03-25</w:t>
       <w:br/>
       <w:br/>
     </w:r>

--- a/klagomål/A 61076-2025 FSC-klagomål.docx
+++ b/klagomål/A 61076-2025 FSC-klagomål.docx
@@ -680,7 +680,7 @@
     <w:r>
       <w:tab/>
       <w:tab/>
-      <w:t>2026-03-25</w:t>
+      <w:t>2026-03-26</w:t>
       <w:br/>
       <w:br/>
     </w:r>

--- a/klagomål/A 61076-2025 FSC-klagomål.docx
+++ b/klagomål/A 61076-2025 FSC-klagomål.docx
@@ -680,7 +680,7 @@
     <w:r>
       <w:tab/>
       <w:tab/>
-      <w:t>2026-03-26</w:t>
+      <w:t>2026-03-27</w:t>
       <w:br/>
       <w:br/>
     </w:r>

--- a/klagomål/A 61076-2025 FSC-klagomål.docx
+++ b/klagomål/A 61076-2025 FSC-klagomål.docx
@@ -680,7 +680,7 @@
     <w:r>
       <w:tab/>
       <w:tab/>
-      <w:t>2026-03-27</w:t>
+      <w:t>2026-03-28</w:t>
       <w:br/>
       <w:br/>
     </w:r>

--- a/klagomål/A 61076-2025 FSC-klagomål.docx
+++ b/klagomål/A 61076-2025 FSC-klagomål.docx
@@ -680,7 +680,7 @@
     <w:r>
       <w:tab/>
       <w:tab/>
-      <w:t>2026-04-14</w:t>
+      <w:t>2026-04-15</w:t>
       <w:br/>
       <w:br/>
     </w:r>

--- a/klagomål/A 61076-2025 FSC-klagomål.docx
+++ b/klagomål/A 61076-2025 FSC-klagomål.docx
@@ -680,7 +680,7 @@
     <w:r>
       <w:tab/>
       <w:tab/>
-      <w:t>2026-04-15</w:t>
+      <w:t>2026-04-16</w:t>
       <w:br/>
       <w:br/>
     </w:r>

--- a/klagomål/A 61076-2025 FSC-klagomål.docx
+++ b/klagomål/A 61076-2025 FSC-klagomål.docx
@@ -680,7 +680,7 @@
     <w:r>
       <w:tab/>
       <w:tab/>
-      <w:t>2026-04-16</w:t>
+      <w:t>2026-04-17</w:t>
       <w:br/>
       <w:br/>
     </w:r>

--- a/klagomål/A 61076-2025 FSC-klagomål.docx
+++ b/klagomål/A 61076-2025 FSC-klagomål.docx
@@ -680,7 +680,7 @@
     <w:r>
       <w:tab/>
       <w:tab/>
-      <w:t>2026-04-17</w:t>
+      <w:t>2026-04-18</w:t>
       <w:br/>
       <w:br/>
     </w:r>

--- a/klagomål/A 61076-2025 FSC-klagomål.docx
+++ b/klagomål/A 61076-2025 FSC-klagomål.docx
@@ -680,7 +680,7 @@
     <w:r>
       <w:tab/>
       <w:tab/>
-      <w:t>2026-04-18</w:t>
+      <w:t>2026-04-19</w:t>
       <w:br/>
       <w:br/>
     </w:r>

--- a/klagomål/A 61076-2025 FSC-klagomål.docx
+++ b/klagomål/A 61076-2025 FSC-klagomål.docx
@@ -680,7 +680,7 @@
     <w:r>
       <w:tab/>
       <w:tab/>
-      <w:t>2026-04-19</w:t>
+      <w:t>2026-04-20</w:t>
       <w:br/>
       <w:br/>
     </w:r>

--- a/klagomål/A 61076-2025 FSC-klagomål.docx
+++ b/klagomål/A 61076-2025 FSC-klagomål.docx
@@ -680,7 +680,7 @@
     <w:r>
       <w:tab/>
       <w:tab/>
-      <w:t>2026-04-20</w:t>
+      <w:t>2026-04-21</w:t>
       <w:br/>
       <w:br/>
     </w:r>

--- a/klagomål/A 61076-2025 FSC-klagomål.docx
+++ b/klagomål/A 61076-2025 FSC-klagomål.docx
@@ -680,7 +680,7 @@
     <w:r>
       <w:tab/>
       <w:tab/>
-      <w:t>2026-04-21</w:t>
+      <w:t>2026-04-22</w:t>
       <w:br/>
       <w:br/>
     </w:r>

--- a/klagomål/A 61076-2025 FSC-klagomål.docx
+++ b/klagomål/A 61076-2025 FSC-klagomål.docx
@@ -680,7 +680,7 @@
     <w:r>
       <w:tab/>
       <w:tab/>
-      <w:t>2026-04-22</w:t>
+      <w:t>2026-04-23</w:t>
       <w:br/>
       <w:br/>
     </w:r>

--- a/klagomål/A 61076-2025 FSC-klagomål.docx
+++ b/klagomål/A 61076-2025 FSC-klagomål.docx
@@ -680,7 +680,7 @@
     <w:r>
       <w:tab/>
       <w:tab/>
-      <w:t>2026-04-23</w:t>
+      <w:t>2026-04-24</w:t>
       <w:br/>
       <w:br/>
     </w:r>

--- a/klagomål/A 61076-2025 FSC-klagomål.docx
+++ b/klagomål/A 61076-2025 FSC-klagomål.docx
@@ -680,7 +680,7 @@
     <w:r>
       <w:tab/>
       <w:tab/>
-      <w:t>2026-04-24</w:t>
+      <w:t>2026-04-25</w:t>
       <w:br/>
       <w:br/>
     </w:r>

--- a/klagomål/A 61076-2025 FSC-klagomål.docx
+++ b/klagomål/A 61076-2025 FSC-klagomål.docx
@@ -680,7 +680,7 @@
     <w:r>
       <w:tab/>
       <w:tab/>
-      <w:t>2026-05-16</w:t>
+      <w:t>2026-05-17</w:t>
       <w:br/>
       <w:br/>
     </w:r>

--- a/klagomål/A 61076-2025 FSC-klagomål.docx
+++ b/klagomål/A 61076-2025 FSC-klagomål.docx
@@ -680,7 +680,7 @@
     <w:r>
       <w:tab/>
       <w:tab/>
-      <w:t>2026-05-17</w:t>
+      <w:t>2026-05-18</w:t>
       <w:br/>
       <w:br/>
     </w:r>

--- a/klagomål/A 61076-2025 FSC-klagomål.docx
+++ b/klagomål/A 61076-2025 FSC-klagomål.docx
@@ -680,7 +680,7 @@
     <w:r>
       <w:tab/>
       <w:tab/>
-      <w:t>2026-05-18</w:t>
+      <w:t>2026-05-19</w:t>
       <w:br/>
       <w:br/>
     </w:r>

--- a/klagomål/A 61076-2025 FSC-klagomål.docx
+++ b/klagomål/A 61076-2025 FSC-klagomål.docx
@@ -680,7 +680,7 @@
     <w:r>
       <w:tab/>
       <w:tab/>
-      <w:t>2026-05-19</w:t>
+      <w:t>2026-05-20</w:t>
       <w:br/>
       <w:br/>
     </w:r>

--- a/klagomål/A 61076-2025 FSC-klagomål.docx
+++ b/klagomål/A 61076-2025 FSC-klagomål.docx
@@ -680,7 +680,7 @@
     <w:r>
       <w:tab/>
       <w:tab/>
-      <w:t>2026-05-20</w:t>
+      <w:t>2026-05-21</w:t>
       <w:br/>
       <w:br/>
     </w:r>

--- a/klagomål/A 61076-2025 FSC-klagomål.docx
+++ b/klagomål/A 61076-2025 FSC-klagomål.docx
@@ -680,7 +680,7 @@
     <w:r>
       <w:tab/>
       <w:tab/>
-      <w:t>2026-05-21</w:t>
+      <w:t>2026-05-22</w:t>
       <w:br/>
       <w:br/>
     </w:r>

--- a/klagomål/A 61076-2025 FSC-klagomål.docx
+++ b/klagomål/A 61076-2025 FSC-klagomål.docx
@@ -680,7 +680,7 @@
     <w:r>
       <w:tab/>
       <w:tab/>
-      <w:t>2026-05-22</w:t>
+      <w:t>2026-05-23</w:t>
       <w:br/>
       <w:br/>
     </w:r>

--- a/klagomål/A 61076-2025 FSC-klagomål.docx
+++ b/klagomål/A 61076-2025 FSC-klagomål.docx
@@ -680,7 +680,7 @@
     <w:r>
       <w:tab/>
       <w:tab/>
-      <w:t>2026-05-23</w:t>
+      <w:t>2026-05-24</w:t>
       <w:br/>
       <w:br/>
     </w:r>

--- a/klagomål/A 61076-2025 FSC-klagomål.docx
+++ b/klagomål/A 61076-2025 FSC-klagomål.docx
@@ -680,7 +680,7 @@
     <w:r>
       <w:tab/>
       <w:tab/>
-      <w:t>2026-05-24</w:t>
+      <w:t>2026-05-25</w:t>
       <w:br/>
       <w:br/>
     </w:r>

--- a/klagomål/A 61076-2025 FSC-klagomål.docx
+++ b/klagomål/A 61076-2025 FSC-klagomål.docx
@@ -680,7 +680,7 @@
     <w:r>
       <w:tab/>
       <w:tab/>
-      <w:t>2026-05-25</w:t>
+      <w:t>2026-05-26</w:t>
       <w:br/>
       <w:br/>
     </w:r>

--- a/klagomål/A 61076-2025 FSC-klagomål.docx
+++ b/klagomål/A 61076-2025 FSC-klagomål.docx
@@ -680,7 +680,7 @@
     <w:r>
       <w:tab/>
       <w:tab/>
-      <w:t>2026-05-26</w:t>
+      <w:t>2026-05-27</w:t>
       <w:br/>
       <w:br/>
     </w:r>

--- a/klagomål/A 61076-2025 FSC-klagomål.docx
+++ b/klagomål/A 61076-2025 FSC-klagomål.docx
@@ -680,7 +680,7 @@
     <w:r>
       <w:tab/>
       <w:tab/>
-      <w:t>2026-05-27</w:t>
+      <w:t>2026-05-28</w:t>
       <w:br/>
       <w:br/>
     </w:r>

--- a/klagomål/A 61076-2025 FSC-klagomål.docx
+++ b/klagomål/A 61076-2025 FSC-klagomål.docx
@@ -680,7 +680,7 @@
     <w:r>
       <w:tab/>
       <w:tab/>
-      <w:t>2026-05-28</w:t>
+      <w:t>2026-05-29</w:t>
       <w:br/>
       <w:br/>
     </w:r>

--- a/klagomål/A 61076-2025 FSC-klagomål.docx
+++ b/klagomål/A 61076-2025 FSC-klagomål.docx
@@ -680,7 +680,7 @@
     <w:r>
       <w:tab/>
       <w:tab/>
-      <w:t>2026-05-29</w:t>
+      <w:t>2026-05-30</w:t>
       <w:br/>
       <w:br/>
     </w:r>

--- a/klagomål/A 61076-2025 FSC-klagomål.docx
+++ b/klagomål/A 61076-2025 FSC-klagomål.docx
@@ -680,7 +680,7 @@
     <w:r>
       <w:tab/>
       <w:tab/>
-      <w:t>2026-05-30</w:t>
+      <w:t>2026-05-31</w:t>
       <w:br/>
       <w:br/>
     </w:r>

--- a/klagomål/A 61076-2025 FSC-klagomål.docx
+++ b/klagomål/A 61076-2025 FSC-klagomål.docx
@@ -680,7 +680,7 @@
     <w:r>
       <w:tab/>
       <w:tab/>
-      <w:t>2026-05-31</w:t>
+      <w:t>2026-06-01</w:t>
       <w:br/>
       <w:br/>
     </w:r>

--- a/klagomål/A 61076-2025 FSC-klagomål.docx
+++ b/klagomål/A 61076-2025 FSC-klagomål.docx
@@ -680,7 +680,7 @@
     <w:r>
       <w:tab/>
       <w:tab/>
-      <w:t>2026-06-01</w:t>
+      <w:t>2026-06-02</w:t>
       <w:br/>
       <w:br/>
     </w:r>

--- a/klagomål/A 61076-2025 FSC-klagomål.docx
+++ b/klagomål/A 61076-2025 FSC-klagomål.docx
@@ -680,7 +680,7 @@
     <w:r>
       <w:tab/>
       <w:tab/>
-      <w:t>2026-06-02</w:t>
+      <w:t>2026-06-03</w:t>
       <w:br/>
       <w:br/>
     </w:r>

--- a/klagomål/A 61076-2025 FSC-klagomål.docx
+++ b/klagomål/A 61076-2025 FSC-klagomål.docx
@@ -680,7 +680,7 @@
     <w:r>
       <w:tab/>
       <w:tab/>
-      <w:t>2026-06-03</w:t>
+      <w:t>2026-06-04</w:t>
       <w:br/>
       <w:br/>
     </w:r>

--- a/klagomål/A 61076-2025 FSC-klagomål.docx
+++ b/klagomål/A 61076-2025 FSC-klagomål.docx
@@ -680,7 +680,7 @@
     <w:r>
       <w:tab/>
       <w:tab/>
-      <w:t>2026-06-04</w:t>
+      <w:t>2026-06-05</w:t>
       <w:br/>
       <w:br/>
     </w:r>

--- a/klagomål/A 61076-2025 FSC-klagomål.docx
+++ b/klagomål/A 61076-2025 FSC-klagomål.docx
@@ -680,7 +680,7 @@
     <w:r>
       <w:tab/>
       <w:tab/>
-      <w:t>2026-06-05</w:t>
+      <w:t>2026-06-06</w:t>
       <w:br/>
       <w:br/>
     </w:r>

--- a/klagomål/A 61076-2025 FSC-klagomål.docx
+++ b/klagomål/A 61076-2025 FSC-klagomål.docx
@@ -680,7 +680,7 @@
     <w:r>
       <w:tab/>
       <w:tab/>
-      <w:t>2026-06-06</w:t>
+      <w:t>2026-06-07</w:t>
       <w:br/>
       <w:br/>
     </w:r>

--- a/klagomål/A 61076-2025 FSC-klagomål.docx
+++ b/klagomål/A 61076-2025 FSC-klagomål.docx
@@ -680,7 +680,7 @@
     <w:r>
       <w:tab/>
       <w:tab/>
-      <w:t>2026-06-07</w:t>
+      <w:t>2026-06-08</w:t>
       <w:br/>
       <w:br/>
     </w:r>

--- a/klagomål/A 61076-2025 FSC-klagomål.docx
+++ b/klagomål/A 61076-2025 FSC-klagomål.docx
@@ -680,7 +680,7 @@
     <w:r>
       <w:tab/>
       <w:tab/>
-      <w:t>2026-06-08</w:t>
+      <w:t>2026-06-09</w:t>
       <w:br/>
       <w:br/>
     </w:r>

--- a/klagomål/A 61076-2025 FSC-klagomål.docx
+++ b/klagomål/A 61076-2025 FSC-klagomål.docx
@@ -680,7 +680,7 @@
     <w:r>
       <w:tab/>
       <w:tab/>
-      <w:t>2026-06-09</w:t>
+      <w:t>2026-06-10</w:t>
       <w:br/>
       <w:br/>
     </w:r>

--- a/klagomål/A 61076-2025 FSC-klagomål.docx
+++ b/klagomål/A 61076-2025 FSC-klagomål.docx
@@ -680,7 +680,7 @@
     <w:r>
       <w:tab/>
       <w:tab/>
-      <w:t>2026-06-10</w:t>
+      <w:t>2026-06-11</w:t>
       <w:br/>
       <w:br/>
     </w:r>

--- a/klagomål/A 61076-2025 FSC-klagomål.docx
+++ b/klagomål/A 61076-2025 FSC-klagomål.docx
@@ -680,7 +680,7 @@
     <w:r>
       <w:tab/>
       <w:tab/>
-      <w:t>2026-06-11</w:t>
+      <w:t>2026-06-12</w:t>
       <w:br/>
       <w:br/>
     </w:r>

--- a/klagomål/A 61076-2025 FSC-klagomål.docx
+++ b/klagomål/A 61076-2025 FSC-klagomål.docx
@@ -680,7 +680,7 @@
     <w:r>
       <w:tab/>
       <w:tab/>
-      <w:t>2026-06-12</w:t>
+      <w:t>2026-06-13</w:t>
       <w:br/>
       <w:br/>
     </w:r>

--- a/klagomål/A 61076-2025 FSC-klagomål.docx
+++ b/klagomål/A 61076-2025 FSC-klagomål.docx
@@ -681,7 +681,7 @@
     <w:r>
       <w:tab/>
       <w:tab/>
-      <w:t>2026-07-13</w:t>
+      <w:t>2026-07-14</w:t>
       <w:br/>
       <w:br/>
     </w:r>

--- a/klagomål/A 61076-2025 FSC-klagomål.docx
+++ b/klagomål/A 61076-2025 FSC-klagomål.docx
@@ -681,7 +681,7 @@
     <w:r>
       <w:tab/>
       <w:tab/>
-      <w:t>2026-07-14</w:t>
+      <w:t>2026-07-15</w:t>
       <w:br/>
       <w:br/>
     </w:r>

--- a/klagomål/A 61076-2025 FSC-klagomål.docx
+++ b/klagomål/A 61076-2025 FSC-klagomål.docx
@@ -681,7 +681,7 @@
     <w:r>
       <w:tab/>
       <w:tab/>
-      <w:t>2026-07-15</w:t>
+      <w:t>2026-07-16</w:t>
       <w:br/>
       <w:br/>
     </w:r>

--- a/klagomål/A 61076-2025 FSC-klagomål.docx
+++ b/klagomål/A 61076-2025 FSC-klagomål.docx
@@ -681,7 +681,7 @@
     <w:r>
       <w:tab/>
       <w:tab/>
-      <w:t>2026-07-16</w:t>
+      <w:t>2026-07-17</w:t>
       <w:br/>
       <w:br/>
     </w:r>

--- a/klagomål/A 61076-2025 FSC-klagomål.docx
+++ b/klagomål/A 61076-2025 FSC-klagomål.docx
@@ -681,7 +681,7 @@
     <w:r>
       <w:tab/>
       <w:tab/>
-      <w:t>2026-07-17</w:t>
+      <w:t>2026-07-18</w:t>
       <w:br/>
       <w:br/>
     </w:r>

--- a/klagomål/A 61076-2025 FSC-klagomål.docx
+++ b/klagomål/A 61076-2025 FSC-klagomål.docx
@@ -681,7 +681,7 @@
     <w:r>
       <w:tab/>
       <w:tab/>
-      <w:t>2026-07-18</w:t>
+      <w:t>2026-07-19</w:t>
       <w:br/>
       <w:br/>
     </w:r>

--- a/klagomål/A 61076-2025 FSC-klagomål.docx
+++ b/klagomål/A 61076-2025 FSC-klagomål.docx
@@ -681,7 +681,7 @@
     <w:r>
       <w:tab/>
       <w:tab/>
-      <w:t>2026-07-19</w:t>
+      <w:t>2026-07-20</w:t>
       <w:br/>
       <w:br/>
     </w:r>

--- a/klagomål/A 61076-2025 FSC-klagomål.docx
+++ b/klagomål/A 61076-2025 FSC-klagomål.docx
@@ -681,7 +681,7 @@
     <w:r>
       <w:tab/>
       <w:tab/>
-      <w:t>2026-07-20</w:t>
+      <w:t>2026-07-21</w:t>
       <w:br/>
       <w:br/>
     </w:r>

--- a/klagomål/A 61076-2025 FSC-klagomål.docx
+++ b/klagomål/A 61076-2025 FSC-klagomål.docx
@@ -681,7 +681,7 @@
     <w:r>
       <w:tab/>
       <w:tab/>
-      <w:t>2026-07-21</w:t>
+      <w:t>2026-07-22</w:t>
       <w:br/>
       <w:br/>
     </w:r>

--- a/klagomål/A 61076-2025 FSC-klagomål.docx
+++ b/klagomål/A 61076-2025 FSC-klagomål.docx
@@ -681,7 +681,7 @@
     <w:r>
       <w:tab/>
       <w:tab/>
-      <w:t>2026-07-22</w:t>
+      <w:t>2026-07-23</w:t>
       <w:br/>
       <w:br/>
     </w:r>

--- a/klagomål/A 61076-2025 FSC-klagomål.docx
+++ b/klagomål/A 61076-2025 FSC-klagomål.docx
@@ -681,7 +681,7 @@
     <w:r>
       <w:tab/>
       <w:tab/>
-      <w:t>2026-07-23</w:t>
+      <w:t>2026-07-24</w:t>
       <w:br/>
       <w:br/>
     </w:r>

--- a/klagomål/A 61076-2025 FSC-klagomål.docx
+++ b/klagomål/A 61076-2025 FSC-klagomål.docx
@@ -681,7 +681,7 @@
     <w:r>
       <w:tab/>
       <w:tab/>
-      <w:t>2026-07-24</w:t>
+      <w:t>2026-07-25</w:t>
       <w:br/>
       <w:br/>
     </w:r>

--- a/klagomål/A 61076-2025 FSC-klagomål.docx
+++ b/klagomål/A 61076-2025 FSC-klagomål.docx
@@ -681,7 +681,7 @@
     <w:r>
       <w:tab/>
       <w:tab/>
-      <w:t>2026-07-25</w:t>
+      <w:t>2026-07-26</w:t>
       <w:br/>
       <w:br/>
     </w:r>

--- a/klagomål/A 61076-2025 FSC-klagomål.docx
+++ b/klagomål/A 61076-2025 FSC-klagomål.docx
@@ -681,7 +681,7 @@
     <w:r>
       <w:tab/>
       <w:tab/>
-      <w:t>2026-07-26</w:t>
+      <w:t>2026-07-27</w:t>
       <w:br/>
       <w:br/>
     </w:r>

--- a/klagomål/A 61076-2025 FSC-klagomål.docx
+++ b/klagomål/A 61076-2025 FSC-klagomål.docx
@@ -681,7 +681,7 @@
     <w:r>
       <w:tab/>
       <w:tab/>
-      <w:t>2026-07-27</w:t>
+      <w:t>2026-07-28</w:t>
       <w:br/>
       <w:br/>
     </w:r>

--- a/klagomål/A 61076-2025 FSC-klagomål.docx
+++ b/klagomål/A 61076-2025 FSC-klagomål.docx
@@ -681,7 +681,7 @@
     <w:r>
       <w:tab/>
       <w:tab/>
-      <w:t>2026-07-28</w:t>
+      <w:t>2026-07-29</w:t>
       <w:br/>
       <w:br/>
     </w:r>

--- a/klagomål/A 61076-2025 FSC-klagomål.docx
+++ b/klagomål/A 61076-2025 FSC-klagomål.docx
@@ -681,7 +681,7 @@
     <w:r>
       <w:tab/>
       <w:tab/>
-      <w:t>2026-07-29</w:t>
+      <w:t>2026-07-30</w:t>
       <w:br/>
       <w:br/>
     </w:r>

--- a/klagomål/A 61076-2025 FSC-klagomål.docx
+++ b/klagomål/A 61076-2025 FSC-klagomål.docx
@@ -681,7 +681,7 @@
     <w:r>
       <w:tab/>
       <w:tab/>
-      <w:t>2026-07-30</w:t>
+      <w:t>2026-07-31</w:t>
       <w:br/>
       <w:br/>
     </w:r>

--- a/klagomål/A 61076-2025 FSC-klagomål.docx
+++ b/klagomål/A 61076-2025 FSC-klagomål.docx
@@ -681,7 +681,7 @@
     <w:r>
       <w:tab/>
       <w:tab/>
-      <w:t>2026-07-31</w:t>
+      <w:t>2026-08-01</w:t>
       <w:br/>
       <w:br/>
     </w:r>

--- a/klagomål/A 61076-2025 FSC-klagomål.docx
+++ b/klagomål/A 61076-2025 FSC-klagomål.docx
@@ -681,7 +681,7 @@
     <w:r>
       <w:tab/>
       <w:tab/>
-      <w:t>2026-08-01</w:t>
+      <w:t>2026-08-02</w:t>
       <w:br/>
       <w:br/>
     </w:r>

--- a/klagomål/A 61076-2025 FSC-klagomål.docx
+++ b/klagomål/A 61076-2025 FSC-klagomål.docx
@@ -681,7 +681,7 @@
     <w:r>
       <w:tab/>
       <w:tab/>
-      <w:t>2026-08-02</w:t>
+      <w:t>2026-08-03</w:t>
       <w:br/>
       <w:br/>
     </w:r>

--- a/klagomål/A 61076-2025 FSC-klagomål.docx
+++ b/klagomål/A 61076-2025 FSC-klagomål.docx
@@ -681,7 +681,7 @@
     <w:r>
       <w:tab/>
       <w:tab/>
-      <w:t>2026-08-03</w:t>
+      <w:t>2026-08-05</w:t>
       <w:br/>
       <w:br/>
     </w:r>

--- a/klagomål/A 61076-2025 FSC-klagomål.docx
+++ b/klagomål/A 61076-2025 FSC-klagomål.docx
@@ -681,7 +681,7 @@
     <w:r>
       <w:tab/>
       <w:tab/>
-      <w:t>2026-08-05</w:t>
+      <w:t>2026-08-07</w:t>
       <w:br/>
       <w:br/>
     </w:r>

--- a/klagomål/A 61076-2025 FSC-klagomål.docx
+++ b/klagomål/A 61076-2025 FSC-klagomål.docx
@@ -681,7 +681,7 @@
     <w:r>
       <w:tab/>
       <w:tab/>
-      <w:t>2026-08-07</w:t>
+      <w:t>2026-08-08</w:t>
       <w:br/>
       <w:br/>
     </w:r>

--- a/klagomål/A 61076-2025 FSC-klagomål.docx
+++ b/klagomål/A 61076-2025 FSC-klagomål.docx
@@ -216,7 +216,7 @@
         <w:spacing w:after="240"/>
       </w:pPr>
       <w:r>
-        <w:t>Figur 1. Fyndplatser för naturvårdsarter i avverkningsanmälan. Markörer utan svart kant är placerade på fyndplatsen. Markörer med svart kant är placerade vid sidan av fyndplatsen har ett svart streck som visar fyndplatsens exakta position. Kartans mittpunktskoordinat är N 6902503, E 558650 i SWEREF 99 TM.</w:t>
+        <w:t>Figur 1. Fyndplatser för naturvårdsarter i avverkningsanmälan. Markörer utan svart kant är placerade på fyndplatsen. Markörer med svart kant är placerade vid sidan av fyndplatsen och har ett svart streck som visar fyndplatsens exakta position. Kartans mittpunktskoordinat är N 6902503, E 558650 i SWEREF 99 TM.</w:t>
       </w:r>
     </w:p>
     <w:p>
@@ -681,7 +681,7 @@
     <w:r>
       <w:tab/>
       <w:tab/>
-      <w:t>2026-08-14</w:t>
+      <w:t>2026-08-15</w:t>
       <w:br/>
       <w:br/>
     </w:r>

--- a/klagomål/A 61076-2025 FSC-klagomål.docx
+++ b/klagomål/A 61076-2025 FSC-klagomål.docx
@@ -681,7 +681,7 @@
     <w:r>
       <w:tab/>
       <w:tab/>
-      <w:t>2026-08-15</w:t>
+      <w:t>2026-08-16</w:t>
       <w:br/>
       <w:br/>
     </w:r>

--- a/klagomål/A 61076-2025 FSC-klagomål.docx
+++ b/klagomål/A 61076-2025 FSC-klagomål.docx
@@ -681,7 +681,7 @@
     <w:r>
       <w:tab/>
       <w:tab/>
-      <w:t>2026-08-16</w:t>
+      <w:t>2026-08-17</w:t>
       <w:br/>
       <w:br/>
     </w:r>

--- a/klagomål/A 61076-2025 FSC-klagomål.docx
+++ b/klagomål/A 61076-2025 FSC-klagomål.docx
@@ -681,7 +681,7 @@
     <w:r>
       <w:tab/>
       <w:tab/>
-      <w:t>2026-08-17</w:t>
+      <w:t>2026-08-18</w:t>
       <w:br/>
       <w:br/>
     </w:r>

--- a/klagomål/A 61076-2025 FSC-klagomål.docx
+++ b/klagomål/A 61076-2025 FSC-klagomål.docx
@@ -681,7 +681,7 @@
     <w:r>
       <w:tab/>
       <w:tab/>
-      <w:t>2026-08-18</w:t>
+      <w:t>2026-08-19</w:t>
       <w:br/>
       <w:br/>
     </w:r>

--- a/klagomål/A 61076-2025 FSC-klagomål.docx
+++ b/klagomål/A 61076-2025 FSC-klagomål.docx
@@ -681,7 +681,7 @@
     <w:r>
       <w:tab/>
       <w:tab/>
-      <w:t>2026-08-19</w:t>
+      <w:t>2026-08-20</w:t>
       <w:br/>
       <w:br/>
     </w:r>

--- a/klagomål/A 61076-2025 FSC-klagomål.docx
+++ b/klagomål/A 61076-2025 FSC-klagomål.docx
@@ -681,7 +681,7 @@
     <w:r>
       <w:tab/>
       <w:tab/>
-      <w:t>2026-08-20</w:t>
+      <w:t>2026-08-21</w:t>
       <w:br/>
       <w:br/>
     </w:r>

--- a/klagomål/A 61076-2025 FSC-klagomål.docx
+++ b/klagomål/A 61076-2025 FSC-klagomål.docx
@@ -681,7 +681,7 @@
     <w:r>
       <w:tab/>
       <w:tab/>
-      <w:t>2026-08-21</w:t>
+      <w:t>2026-08-22</w:t>
       <w:br/>
       <w:br/>
     </w:r>

--- a/klagomål/A 61076-2025 FSC-klagomål.docx
+++ b/klagomål/A 61076-2025 FSC-klagomål.docx
@@ -681,7 +681,7 @@
     <w:r>
       <w:tab/>
       <w:tab/>
-      <w:t>2026-08-22</w:t>
+      <w:t>2026-08-23</w:t>
       <w:br/>
       <w:br/>
     </w:r>

--- a/klagomål/A 61076-2025 FSC-klagomål.docx
+++ b/klagomål/A 61076-2025 FSC-klagomål.docx
@@ -681,7 +681,7 @@
     <w:r>
       <w:tab/>
       <w:tab/>
-      <w:t>2026-08-23</w:t>
+      <w:t>2026-08-24</w:t>
       <w:br/>
       <w:br/>
     </w:r>

--- a/klagomål/A 61076-2025 FSC-klagomål.docx
+++ b/klagomål/A 61076-2025 FSC-klagomål.docx
@@ -681,7 +681,7 @@
     <w:r>
       <w:tab/>
       <w:tab/>
-      <w:t>2026-08-24</w:t>
+      <w:t>2026-08-25</w:t>
       <w:br/>
       <w:br/>
     </w:r>

--- a/klagomål/A 61076-2025 FSC-klagomål.docx
+++ b/klagomål/A 61076-2025 FSC-klagomål.docx
@@ -681,7 +681,7 @@
     <w:r>
       <w:tab/>
       <w:tab/>
-      <w:t>2026-08-25</w:t>
+      <w:t>2026-08-26</w:t>
       <w:br/>
       <w:br/>
     </w:r>

--- a/klagomål/A 61076-2025 FSC-klagomål.docx
+++ b/klagomål/A 61076-2025 FSC-klagomål.docx
@@ -681,7 +681,7 @@
     <w:r>
       <w:tab/>
       <w:tab/>
-      <w:t>2026-08-26</w:t>
+      <w:t>2026-08-27</w:t>
       <w:br/>
       <w:br/>
     </w:r>

--- a/klagomål/A 61076-2025 FSC-klagomål.docx
+++ b/klagomål/A 61076-2025 FSC-klagomål.docx
@@ -681,7 +681,7 @@
     <w:r>
       <w:tab/>
       <w:tab/>
-      <w:t>2026-08-27</w:t>
+      <w:t>2026-08-28</w:t>
       <w:br/>
       <w:br/>
     </w:r>

--- a/klagomål/A 61076-2025 FSC-klagomål.docx
+++ b/klagomål/A 61076-2025 FSC-klagomål.docx
@@ -681,7 +681,7 @@
     <w:r>
       <w:tab/>
       <w:tab/>
-      <w:t>2026-08-28</w:t>
+      <w:t>2026-08-29</w:t>
       <w:br/>
       <w:br/>
     </w:r>

--- a/klagomål/A 61076-2025 FSC-klagomål.docx
+++ b/klagomål/A 61076-2025 FSC-klagomål.docx
@@ -681,7 +681,7 @@
     <w:r>
       <w:tab/>
       <w:tab/>
-      <w:t>2026-08-29</w:t>
+      <w:t>2026-08-31</w:t>
       <w:br/>
       <w:br/>
     </w:r>

--- a/klagomål/A 61076-2025 FSC-klagomål.docx
+++ b/klagomål/A 61076-2025 FSC-klagomål.docx
@@ -681,7 +681,7 @@
     <w:r>
       <w:tab/>
       <w:tab/>
-      <w:t>2026-08-31</w:t>
+      <w:t>2026-09-01</w:t>
       <w:br/>
       <w:br/>
     </w:r>

--- a/klagomål/A 61076-2025 FSC-klagomål.docx
+++ b/klagomål/A 61076-2025 FSC-klagomål.docx
@@ -681,7 +681,7 @@
     <w:r>
       <w:tab/>
       <w:tab/>
-      <w:t>2026-09-01</w:t>
+      <w:t>2026-09-02</w:t>
       <w:br/>
       <w:br/>
     </w:r>

--- a/klagomål/A 61076-2025 FSC-klagomål.docx
+++ b/klagomål/A 61076-2025 FSC-klagomål.docx
@@ -681,7 +681,7 @@
     <w:r>
       <w:tab/>
       <w:tab/>
-      <w:t>2026-09-02</w:t>
+      <w:t>2026-09-03</w:t>
       <w:br/>
       <w:br/>
     </w:r>

--- a/klagomål/A 61076-2025 FSC-klagomål.docx
+++ b/klagomål/A 61076-2025 FSC-klagomål.docx
@@ -681,7 +681,7 @@
     <w:r>
       <w:tab/>
       <w:tab/>
-      <w:t>2026-09-03</w:t>
+      <w:t>2026-09-04</w:t>
       <w:br/>
       <w:br/>
     </w:r>

--- a/klagomål/A 61076-2025 FSC-klagomål.docx
+++ b/klagomål/A 61076-2025 FSC-klagomål.docx
@@ -681,7 +681,7 @@
     <w:r>
       <w:tab/>
       <w:tab/>
-      <w:t>2026-09-04</w:t>
+      <w:t>2026-09-05</w:t>
       <w:br/>
       <w:br/>
     </w:r>

--- a/klagomål/A 61076-2025 FSC-klagomål.docx
+++ b/klagomål/A 61076-2025 FSC-klagomål.docx
@@ -681,7 +681,7 @@
     <w:r>
       <w:tab/>
       <w:tab/>
-      <w:t>2026-09-05</w:t>
+      <w:t>2026-09-06</w:t>
       <w:br/>
       <w:br/>
     </w:r>

--- a/klagomål/A 61076-2025 FSC-klagomål.docx
+++ b/klagomål/A 61076-2025 FSC-klagomål.docx
@@ -681,7 +681,7 @@
     <w:r>
       <w:tab/>
       <w:tab/>
-      <w:t>2026-09-06</w:t>
+      <w:t>2026-09-07</w:t>
       <w:br/>
       <w:br/>
     </w:r>

--- a/klagomål/A 61076-2025 FSC-klagomål.docx
+++ b/klagomål/A 61076-2025 FSC-klagomål.docx
@@ -681,7 +681,7 @@
     <w:r>
       <w:tab/>
       <w:tab/>
-      <w:t>2026-09-07</w:t>
+      <w:t>2026-09-08</w:t>
       <w:br/>
       <w:br/>
     </w:r>

--- a/klagomål/A 61076-2025 FSC-klagomål.docx
+++ b/klagomål/A 61076-2025 FSC-klagomål.docx
@@ -681,7 +681,7 @@
     <w:r>
       <w:tab/>
       <w:tab/>
-      <w:t>2026-09-08</w:t>
+      <w:t>2026-09-09</w:t>
       <w:br/>
       <w:br/>
     </w:r>

--- a/klagomål/A 61076-2025 FSC-klagomål.docx
+++ b/klagomål/A 61076-2025 FSC-klagomål.docx
@@ -681,7 +681,7 @@
     <w:r>
       <w:tab/>
       <w:tab/>
-      <w:t>2026-09-09</w:t>
+      <w:t>2026-09-10</w:t>
       <w:br/>
       <w:br/>
     </w:r>

--- a/klagomål/A 61076-2025 FSC-klagomål.docx
+++ b/klagomål/A 61076-2025 FSC-klagomål.docx
@@ -681,7 +681,7 @@
     <w:r>
       <w:tab/>
       <w:tab/>
-      <w:t>2026-09-10</w:t>
+      <w:t>2026-09-11</w:t>
       <w:br/>
       <w:br/>
     </w:r>

--- a/klagomål/A 61076-2025 FSC-klagomål.docx
+++ b/klagomål/A 61076-2025 FSC-klagomål.docx
@@ -681,7 +681,7 @@
     <w:r>
       <w:tab/>
       <w:tab/>
-      <w:t>2026-09-11</w:t>
+      <w:t>2026-09-12</w:t>
       <w:br/>
       <w:br/>
     </w:r>

--- a/klagomål/A 61076-2025 FSC-klagomål.docx
+++ b/klagomål/A 61076-2025 FSC-klagomål.docx
@@ -681,7 +681,7 @@
     <w:r>
       <w:tab/>
       <w:tab/>
-      <w:t>2026-09-12</w:t>
+      <w:t>2026-09-13</w:t>
       <w:br/>
       <w:br/>
     </w:r>
